--- a/www/content/abdomen-pelvis/Mesentery.docx
+++ b/www/content/abdomen-pelvis/Mesentery.docx
@@ -88,6 +88,14 @@
       </w:r>
     </w:p>
     <w:p>
+      <w:r>
+        <w:t xml:space="preserve">[SVG] </w:t>
+      </w:r>
+      <w:r>
+        <w:t>posterior attachment of the mesentery</w:t>
+      </w:r>
+    </w:p>
+    <w:p>
       <w:pPr>
         <w:pStyle w:val="Heading2"/>
       </w:pPr>
@@ -181,10 +189,7 @@
         <w:t>[YOUTUBE]</w:t>
       </w:r>
       <w:r>
-        <w:t xml:space="preserve"> </w:t>
-      </w:r>
-      <w:r>
-        <w:t>https://youtu.be/zHDcuN0MzLk</w:t>
+        <w:t xml:space="preserve"> https://youtu.be/zHDcuN0MzLk</w:t>
       </w:r>
     </w:p>
     <w:p>
@@ -244,6 +249,7 @@
         </w:numPr>
       </w:pPr>
       <w:r>
+        <w:lastRenderedPageBreak/>
         <w:t>Apex at division of common iliac artery</w:t>
       </w:r>
     </w:p>
@@ -1333,6 +1339,7 @@
   <w:style w:type="character" w:default="1" w:styleId="DefaultParagraphFont">
     <w:name w:val="Default Paragraph Font"/>
     <w:uiPriority w:val="1"/>
+    <w:semiHidden/>
     <w:unhideWhenUsed/>
   </w:style>
   <w:style w:type="table" w:default="1" w:styleId="TableNormal">
